--- a/generated-contracts/src/main/resources/templates/11BaoCaoThucTrangTaiChinh.docx
+++ b/generated-contracts/src/main/resources/templates/11BaoCaoThucTrangTaiChinh.docx
@@ -1,6 +1,6 @@
 
 <file path=word/document.xml><?xml version="1.0" encoding="utf-8"?>
-<w:document xmlns:wpc="http://schemas.microsoft.com/office/word/2010/wordprocessingCanvas" xmlns:cx="http://schemas.microsoft.com/office/drawing/2014/chartex" xmlns:mc="http://schemas.openxmlformats.org/markup-compatibility/2006" xmlns:o="urn:schemas-microsoft-com:office:office" xmlns:r="http://schemas.openxmlformats.org/officeDocument/2006/relationships" xmlns:m="http://schemas.openxmlformats.org/officeDocument/2006/math" xmlns:v="urn:schemas-microsoft-com:vml" xmlns:wp14="http://schemas.microsoft.com/office/word/2010/wordprocessingDrawing" xmlns:wp="http://schemas.openxmlformats.org/drawingml/2006/wordprocessingDrawing" xmlns:w10="urn:schemas-microsoft-com:office:word" xmlns:w="http://schemas.openxmlformats.org/wordprocessingml/2006/main" xmlns:w14="http://schemas.microsoft.com/office/word/2010/wordml" xmlns:w15="http://schemas.microsoft.com/office/word/2012/wordml" xmlns:w16se="http://schemas.microsoft.com/office/word/2015/wordml/symex" xmlns:wpg="http://schemas.microsoft.com/office/word/2010/wordprocessingGroup" xmlns:wpi="http://schemas.microsoft.com/office/word/2010/wordprocessingInk" xmlns:wne="http://schemas.microsoft.com/office/word/2006/wordml" xmlns:wps="http://schemas.microsoft.com/office/word/2010/wordprocessingShape" mc:Ignorable="w14 w15 w16se wp14">
+<w:document xmlns:wpc="http://schemas.microsoft.com/office/word/2010/wordprocessingCanvas" xmlns:cx="http://schemas.microsoft.com/office/drawing/2014/chartex" xmlns:cx1="http://schemas.microsoft.com/office/drawing/2015/9/8/chartex" xmlns:cx2="http://schemas.microsoft.com/office/drawing/2015/10/21/chartex" xmlns:cx3="http://schemas.microsoft.com/office/drawing/2016/5/9/chartex" xmlns:cx4="http://schemas.microsoft.com/office/drawing/2016/5/10/chartex" xmlns:cx5="http://schemas.microsoft.com/office/drawing/2016/5/11/chartex" xmlns:cx6="http://schemas.microsoft.com/office/drawing/2016/5/12/chartex" xmlns:cx7="http://schemas.microsoft.com/office/drawing/2016/5/13/chartex" xmlns:cx8="http://schemas.microsoft.com/office/drawing/2016/5/14/chartex" xmlns:mc="http://schemas.openxmlformats.org/markup-compatibility/2006" xmlns:aink="http://schemas.microsoft.com/office/drawing/2016/ink" xmlns:am3d="http://schemas.microsoft.com/office/drawing/2017/model3d" xmlns:o="urn:schemas-microsoft-com:office:office" xmlns:oel="http://schemas.microsoft.com/office/2019/extlst" xmlns:r="http://schemas.openxmlformats.org/officeDocument/2006/relationships" xmlns:m="http://schemas.openxmlformats.org/officeDocument/2006/math" xmlns:v="urn:schemas-microsoft-com:vml" xmlns:wp14="http://schemas.microsoft.com/office/word/2010/wordprocessingDrawing" xmlns:wp="http://schemas.openxmlformats.org/drawingml/2006/wordprocessingDrawing" xmlns:w10="urn:schemas-microsoft-com:office:word" xmlns:w="http://schemas.openxmlformats.org/wordprocessingml/2006/main" xmlns:w14="http://schemas.microsoft.com/office/word/2010/wordml" xmlns:w15="http://schemas.microsoft.com/office/word/2012/wordml" xmlns:w16cex="http://schemas.microsoft.com/office/word/2018/wordml/cex" xmlns:w16cid="http://schemas.microsoft.com/office/word/2016/wordml/cid" xmlns:w16="http://schemas.microsoft.com/office/word/2018/wordml" xmlns:w16du="http://schemas.microsoft.com/office/word/2023/wordml/word16du" xmlns:w16sdtdh="http://schemas.microsoft.com/office/word/2020/wordml/sdtdatahash" xmlns:w16sdtfl="http://schemas.microsoft.com/office/word/2024/wordml/sdtformatlock" xmlns:w16se="http://schemas.microsoft.com/office/word/2015/wordml/symex" xmlns:wpg="http://schemas.microsoft.com/office/word/2010/wordprocessingGroup" xmlns:wpi="http://schemas.microsoft.com/office/word/2010/wordprocessingInk" xmlns:wne="http://schemas.microsoft.com/office/word/2006/wordml" xmlns:wps="http://schemas.microsoft.com/office/word/2010/wordprocessingShape" mc:Ignorable="w14 w15 w16se w16cid w16 w16cex w16sdtdh w16sdtfl w16du wp14">
   <w:body>
     <w:p>
       <w:pPr>
@@ -14,40 +14,6 @@
       </w:pPr>
       <w:r>
         <w:rPr>
-          <w:rFonts w:ascii="Times New Roman" w:hAnsi="Times New Roman" w:cs="Times New Roman"/>
-          <w:sz w:val="24"/>
-          <w:szCs w:val="24"/>
-        </w:rPr>
-        <w:pict>
-          <v:shape id="Decagon 5" o:spid="_x0000_s1027" style="position:absolute;left:0;text-align:left;margin-left:442.05pt;margin-top:-31.1pt;width:80.25pt;height:69.75pt;z-index:251660288;visibility:visible;mso-wrap-style:square;mso-width-percent:0;mso-height-percent:0;mso-wrap-distance-left:9pt;mso-wrap-distance-top:0;mso-wrap-distance-right:9pt;mso-wrap-distance-bottom:0;mso-position-horizontal-relative:text;mso-position-vertical-relative:text;mso-width-percent:0;mso-height-percent:0;mso-width-relative:margin;mso-height-relative:margin;v-text-anchor:middle" coordsize="1019175,885825" o:spt="100" o:gfxdata="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" adj="-11796480,,5400" path="m,442913l97323,169178,352116,1r314943,l921852,169178r97323,273735l921852,716647,667059,885824r-314943,l97323,716647,,442913xe" fillcolor="white [3201]" strokecolor="black [3200]" strokeweight="2pt">
-            <v:stroke joinstyle="miter"/>
-            <v:formulas/>
-            <v:path arrowok="t" o:connecttype="custom" o:connectlocs="0,442913;97323,169178;352116,1;667059,1;921852,169178;1019175,442913;921852,716647;667059,885824;352116,885824;97323,716647;0,442913" o:connectangles="0,0,0,0,0,0,0,0,0,0,0" textboxrect="0,0,1019175,885825"/>
-            <v:textbox>
-              <w:txbxContent>
-                <w:p>
-                  <w:pPr>
-                    <w:jc w:val="center"/>
-                    <w:rPr>
-                      <w:b/>
-                      <w:sz w:val="68"/>
-                    </w:rPr>
-                  </w:pPr>
-                  <w:r>
-                    <w:rPr>
-                      <w:b/>
-                      <w:sz w:val="68"/>
-                    </w:rPr>
-                    <w:t>11</w:t>
-                  </w:r>
-                </w:p>
-              </w:txbxContent>
-            </v:textbox>
-          </v:shape>
-        </w:pict>
-      </w:r>
-      <w:r>
-        <w:rPr>
           <w:rFonts w:ascii="Times New Roman" w:hAnsi="Times New Roman"/>
           <w:b/>
           <w:sz w:val="28"/>
@@ -72,7 +38,7 @@
           <w:noProof/>
           <w:sz w:val="28"/>
         </w:rPr>
-        <w:pict>
+        <w:pict w14:anchorId="4E0CF64E">
           <v:shapetype id="_x0000_t32" coordsize="21600,21600" o:spt="32" o:oned="t" path="m,l21600,21600e" filled="f">
             <v:path arrowok="t" fillok="f" o:connecttype="none"/>
             <o:lock v:ext="edit" shapetype="t"/>
@@ -200,16 +166,17 @@
       <w:r>
         <w:rPr>
           <w:rFonts w:ascii="Times New Roman" w:hAnsi="Times New Roman"/>
-          <w:sz w:val="28"/>
-        </w:rPr>
-        <w:t xml:space="preserve">        </w:t>
-      </w:r>
-      <w:r>
-        <w:rPr>
-          <w:rFonts w:ascii="Times New Roman" w:hAnsi="Times New Roman"/>
-          <w:sz w:val="28"/>
-        </w:rPr>
-        <w:t xml:space="preserve">                     </w:t>
+          <w:bCs/>
+          <w:sz w:val="28"/>
+        </w:rPr>
+        <w:t>;</w:t>
+      </w:r>
+      <w:r>
+        <w:rPr>
+          <w:rFonts w:ascii="Times New Roman" w:hAnsi="Times New Roman"/>
+          <w:sz w:val="28"/>
+        </w:rPr>
+        <w:t xml:space="preserve"> </w:t>
       </w:r>
       <w:r>
         <w:rPr>
@@ -245,22 +212,14 @@
           <w:rFonts w:ascii="Times New Roman" w:hAnsi="Times New Roman"/>
           <w:sz w:val="28"/>
         </w:rPr>
-        <w:t xml:space="preserve">CC/CCCD Số: {{cccdkh}};  </w:t>
-      </w:r>
-      <w:r>
-        <w:rPr>
-          <w:rFonts w:ascii="Times New Roman" w:hAnsi="Times New Roman"/>
-          <w:sz w:val="28"/>
-        </w:rPr>
-        <w:tab/>
-      </w:r>
-      <w:r>
-        <w:rPr>
-          <w:rFonts w:ascii="Times New Roman" w:hAnsi="Times New Roman"/>
-          <w:sz w:val="28"/>
-        </w:rPr>
-        <w:tab/>
-        <w:t xml:space="preserve">    </w:t>
+        <w:t>CC/CCCD Số: {{cccdkh}};</w:t>
+      </w:r>
+      <w:r>
+        <w:rPr>
+          <w:rFonts w:ascii="Times New Roman" w:hAnsi="Times New Roman"/>
+          <w:sz w:val="28"/>
+        </w:rPr>
+        <w:t xml:space="preserve"> </w:t>
       </w:r>
       <w:r>
         <w:rPr>
@@ -269,8 +228,6 @@
         </w:rPr>
         <w:t xml:space="preserve">Ngày cấp: {{nckh}};  </w:t>
       </w:r>
-      <w:bookmarkStart w:id="0" w:name="_GoBack"/>
-      <w:bookmarkEnd w:id="0"/>
     </w:p>
     <w:p>
       <w:pPr>
@@ -824,14 +781,14 @@
           <w:rFonts w:ascii="Times New Roman" w:hAnsi="Times New Roman"/>
           <w:sz w:val="28"/>
         </w:rPr>
-        <w:t xml:space="preserve">- Thu nhập từ phương án:              {{tongDoanhThu}}           </w:t>
-      </w:r>
-      <w:r>
-        <w:rPr>
-          <w:rFonts w:ascii="Times New Roman" w:hAnsi="Times New Roman"/>
-          <w:sz w:val="28"/>
-        </w:rPr>
-        <w:t xml:space="preserve">      </w:t>
+        <w:t>- Thu nhập từ phương án: {{tongDoanhThu}}</w:t>
+      </w:r>
+      <w:r>
+        <w:rPr>
+          <w:rFonts w:ascii="Times New Roman" w:hAnsi="Times New Roman"/>
+          <w:sz w:val="28"/>
+        </w:rPr>
+        <w:t xml:space="preserve"> </w:t>
       </w:r>
       <w:r>
         <w:rPr>
@@ -840,6 +797,13 @@
         </w:rPr>
         <w:t>đồng</w:t>
       </w:r>
+      <w:r>
+        <w:rPr>
+          <w:rFonts w:ascii="Times New Roman" w:hAnsi="Times New Roman"/>
+          <w:sz w:val="28"/>
+        </w:rPr>
+        <w:t>.</w:t>
+      </w:r>
     </w:p>
     <w:p>
       <w:pPr>
@@ -855,7 +819,42 @@
           <w:rFonts w:ascii="Times New Roman" w:hAnsi="Times New Roman"/>
           <w:sz w:val="28"/>
         </w:rPr>
-        <w:t>- Chi phí của phương án:               {{tongChiPhi}}                 đồng</w:t>
+        <w:t>- Chi phí của phương án:</w:t>
+      </w:r>
+      <w:r>
+        <w:rPr>
+          <w:rFonts w:ascii="Times New Roman" w:hAnsi="Times New Roman"/>
+          <w:sz w:val="28"/>
+        </w:rPr>
+        <w:t xml:space="preserve"> </w:t>
+      </w:r>
+      <w:r>
+        <w:rPr>
+          <w:rFonts w:ascii="Times New Roman" w:hAnsi="Times New Roman"/>
+          <w:sz w:val="28"/>
+        </w:rPr>
+        <w:t>{{tongChiPhi}}</w:t>
+      </w:r>
+      <w:r>
+        <w:rPr>
+          <w:rFonts w:ascii="Times New Roman" w:hAnsi="Times New Roman"/>
+          <w:sz w:val="28"/>
+        </w:rPr>
+        <w:t xml:space="preserve"> </w:t>
+      </w:r>
+      <w:r>
+        <w:rPr>
+          <w:rFonts w:ascii="Times New Roman" w:hAnsi="Times New Roman"/>
+          <w:sz w:val="28"/>
+        </w:rPr>
+        <w:t>đồng</w:t>
+      </w:r>
+      <w:r>
+        <w:rPr>
+          <w:rFonts w:ascii="Times New Roman" w:hAnsi="Times New Roman"/>
+          <w:sz w:val="28"/>
+        </w:rPr>
+        <w:t>.</w:t>
       </w:r>
     </w:p>
     <w:p>
@@ -899,6 +898,34 @@
         </w:rPr>
         <w:t>- Thu nhập từ lương:</w:t>
       </w:r>
+      <w:r>
+        <w:rPr>
+          <w:rFonts w:ascii="Times New Roman" w:hAnsi="Times New Roman"/>
+          <w:sz w:val="28"/>
+        </w:rPr>
+        <w:t xml:space="preserve"> {{tienLuongKH}}</w:t>
+      </w:r>
+      <w:r>
+        <w:rPr>
+          <w:rFonts w:ascii="Times New Roman" w:hAnsi="Times New Roman"/>
+          <w:sz w:val="28"/>
+        </w:rPr>
+        <w:t xml:space="preserve"> đồng</w:t>
+      </w:r>
+      <w:r>
+        <w:rPr>
+          <w:rFonts w:ascii="Times New Roman" w:hAnsi="Times New Roman"/>
+          <w:sz w:val="28"/>
+        </w:rPr>
+        <w:t>/năm</w:t>
+      </w:r>
+      <w:r>
+        <w:rPr>
+          <w:rFonts w:ascii="Times New Roman" w:hAnsi="Times New Roman"/>
+          <w:sz w:val="28"/>
+        </w:rPr>
+        <w:t>.</w:t>
+      </w:r>
     </w:p>
     <w:p>
       <w:pPr>
@@ -914,7 +941,28 @@
           <w:rFonts w:ascii="Times New Roman" w:hAnsi="Times New Roman"/>
           <w:sz w:val="28"/>
         </w:rPr>
-        <w:t>- Thu nhập khác:                        0                      đồng</w:t>
+        <w:t xml:space="preserve">- Thu nhập khác: </w:t>
+      </w:r>
+      <w:r>
+        <w:rPr>
+          <w:rFonts w:ascii="Times New Roman" w:hAnsi="Times New Roman"/>
+          <w:sz w:val="28"/>
+        </w:rPr>
+        <w:t xml:space="preserve"> </w:t>
+      </w:r>
+      <w:r>
+        <w:rPr>
+          <w:rFonts w:ascii="Times New Roman" w:hAnsi="Times New Roman"/>
+          <w:sz w:val="28"/>
+        </w:rPr>
+        <w:t>0 đồng</w:t>
+      </w:r>
+      <w:r>
+        <w:rPr>
+          <w:rFonts w:ascii="Times New Roman" w:hAnsi="Times New Roman"/>
+          <w:sz w:val="28"/>
+        </w:rPr>
+        <w:t>.</w:t>
       </w:r>
     </w:p>
     <w:p>
@@ -1280,7 +1328,7 @@
 </file>
 
 <file path=word/numbering.xml><?xml version="1.0" encoding="utf-8"?>
-<w:numbering xmlns:wpc="http://schemas.microsoft.com/office/word/2010/wordprocessingCanvas" xmlns:cx="http://schemas.microsoft.com/office/drawing/2014/chartex" xmlns:mc="http://schemas.openxmlformats.org/markup-compatibility/2006" xmlns:o="urn:schemas-microsoft-com:office:office" xmlns:r="http://schemas.openxmlformats.org/officeDocument/2006/relationships" xmlns:m="http://schemas.openxmlformats.org/officeDocument/2006/math" xmlns:v="urn:schemas-microsoft-com:vml" xmlns:wp14="http://schemas.microsoft.com/office/word/2010/wordprocessingDrawing" xmlns:wp="http://schemas.openxmlformats.org/drawingml/2006/wordprocessingDrawing" xmlns:w10="urn:schemas-microsoft-com:office:word" xmlns:w="http://schemas.openxmlformats.org/wordprocessingml/2006/main" xmlns:w14="http://schemas.microsoft.com/office/word/2010/wordml" xmlns:w15="http://schemas.microsoft.com/office/word/2012/wordml" xmlns:w16se="http://schemas.microsoft.com/office/word/2015/wordml/symex" xmlns:wpg="http://schemas.microsoft.com/office/word/2010/wordprocessingGroup" xmlns:wpi="http://schemas.microsoft.com/office/word/2010/wordprocessingInk" xmlns:wne="http://schemas.microsoft.com/office/word/2006/wordml" xmlns:wps="http://schemas.microsoft.com/office/word/2010/wordprocessingShape" mc:Ignorable="w14 w15 w16se wp14">
+<w:numbering xmlns:wpc="http://schemas.microsoft.com/office/word/2010/wordprocessingCanvas" xmlns:cx="http://schemas.microsoft.com/office/drawing/2014/chartex" xmlns:cx1="http://schemas.microsoft.com/office/drawing/2015/9/8/chartex" xmlns:cx2="http://schemas.microsoft.com/office/drawing/2015/10/21/chartex" xmlns:cx3="http://schemas.microsoft.com/office/drawing/2016/5/9/chartex" xmlns:cx4="http://schemas.microsoft.com/office/drawing/2016/5/10/chartex" xmlns:cx5="http://schemas.microsoft.com/office/drawing/2016/5/11/chartex" xmlns:cx6="http://schemas.microsoft.com/office/drawing/2016/5/12/chartex" xmlns:cx7="http://schemas.microsoft.com/office/drawing/2016/5/13/chartex" xmlns:cx8="http://schemas.microsoft.com/office/drawing/2016/5/14/chartex" xmlns:mc="http://schemas.openxmlformats.org/markup-compatibility/2006" xmlns:aink="http://schemas.microsoft.com/office/drawing/2016/ink" xmlns:am3d="http://schemas.microsoft.com/office/drawing/2017/model3d" xmlns:o="urn:schemas-microsoft-com:office:office" xmlns:oel="http://schemas.microsoft.com/office/2019/extlst" xmlns:r="http://schemas.openxmlformats.org/officeDocument/2006/relationships" xmlns:m="http://schemas.openxmlformats.org/officeDocument/2006/math" xmlns:v="urn:schemas-microsoft-com:vml" xmlns:wp14="http://schemas.microsoft.com/office/word/2010/wordprocessingDrawing" xmlns:wp="http://schemas.openxmlformats.org/drawingml/2006/wordprocessingDrawing" xmlns:w10="urn:schemas-microsoft-com:office:word" xmlns:w="http://schemas.openxmlformats.org/wordprocessingml/2006/main" xmlns:w14="http://schemas.microsoft.com/office/word/2010/wordml" xmlns:w15="http://schemas.microsoft.com/office/word/2012/wordml" xmlns:w16cex="http://schemas.microsoft.com/office/word/2018/wordml/cex" xmlns:w16cid="http://schemas.microsoft.com/office/word/2016/wordml/cid" xmlns:w16="http://schemas.microsoft.com/office/word/2018/wordml" xmlns:w16du="http://schemas.microsoft.com/office/word/2023/wordml/word16du" xmlns:w16sdtdh="http://schemas.microsoft.com/office/word/2020/wordml/sdtdatahash" xmlns:w16sdtfl="http://schemas.microsoft.com/office/word/2024/wordml/sdtformatlock" xmlns:w16se="http://schemas.microsoft.com/office/word/2015/wordml/symex" xmlns:wpg="http://schemas.microsoft.com/office/word/2010/wordprocessingGroup" xmlns:wpi="http://schemas.microsoft.com/office/word/2010/wordprocessingInk" xmlns:wne="http://schemas.microsoft.com/office/word/2006/wordml" xmlns:wps="http://schemas.microsoft.com/office/word/2010/wordprocessingShape" mc:Ignorable="w14 w15 w16se w16cid w16 w16cex w16sdtdh w16sdtfl w16du wp14">
   <w:abstractNum w:abstractNumId="0" w15:restartNumberingAfterBreak="0">
     <w:nsid w:val="18FB0E14"/>
     <w:multiLevelType w:val="hybridMultilevel"/>
@@ -1618,20 +1666,20 @@
       </w:rPr>
     </w:lvl>
   </w:abstractNum>
-  <w:num w:numId="1">
+  <w:num w:numId="1" w16cid:durableId="1950811975">
     <w:abstractNumId w:val="2"/>
   </w:num>
-  <w:num w:numId="2">
+  <w:num w:numId="2" w16cid:durableId="589195417">
     <w:abstractNumId w:val="0"/>
   </w:num>
-  <w:num w:numId="3">
+  <w:num w:numId="3" w16cid:durableId="480074892">
     <w:abstractNumId w:val="1"/>
   </w:num>
 </w:numbering>
 </file>
 
 <file path=word/styles.xml><?xml version="1.0" encoding="utf-8"?>
-<w:styles xmlns:mc="http://schemas.openxmlformats.org/markup-compatibility/2006" xmlns:r="http://schemas.openxmlformats.org/officeDocument/2006/relationships" xmlns:w="http://schemas.openxmlformats.org/wordprocessingml/2006/main" xmlns:w14="http://schemas.microsoft.com/office/word/2010/wordml" xmlns:w15="http://schemas.microsoft.com/office/word/2012/wordml" xmlns:w16se="http://schemas.microsoft.com/office/word/2015/wordml/symex" mc:Ignorable="w14 w15 w16se">
+<w:styles xmlns:mc="http://schemas.openxmlformats.org/markup-compatibility/2006" xmlns:r="http://schemas.openxmlformats.org/officeDocument/2006/relationships" xmlns:w="http://schemas.openxmlformats.org/wordprocessingml/2006/main" xmlns:w14="http://schemas.microsoft.com/office/word/2010/wordml" xmlns:w15="http://schemas.microsoft.com/office/word/2012/wordml" xmlns:w16cex="http://schemas.microsoft.com/office/word/2018/wordml/cex" xmlns:w16cid="http://schemas.microsoft.com/office/word/2016/wordml/cid" xmlns:w16="http://schemas.microsoft.com/office/word/2018/wordml" xmlns:w16du="http://schemas.microsoft.com/office/word/2023/wordml/word16du" xmlns:w16sdtdh="http://schemas.microsoft.com/office/word/2020/wordml/sdtdatahash" xmlns:w16sdtfl="http://schemas.microsoft.com/office/word/2024/wordml/sdtformatlock" xmlns:w16se="http://schemas.microsoft.com/office/word/2015/wordml/symex" mc:Ignorable="w14 w15 w16se w16cid w16 w16cex w16sdtdh w16sdtfl w16du">
   <w:docDefaults>
     <w:rPrDefault>
       <w:rPr>
@@ -1647,7 +1695,7 @@
       </w:pPr>
     </w:pPrDefault>
   </w:docDefaults>
-  <w:latentStyles w:defLockedState="0" w:defUIPriority="99" w:defSemiHidden="0" w:defUnhideWhenUsed="0" w:defQFormat="0" w:count="371">
+  <w:latentStyles w:defLockedState="0" w:defUIPriority="99" w:defSemiHidden="0" w:defUnhideWhenUsed="0" w:defQFormat="0" w:count="376">
     <w:lsdException w:name="Normal" w:uiPriority="0" w:qFormat="1"/>
     <w:lsdException w:name="heading 1" w:uiPriority="9" w:qFormat="1"/>
     <w:lsdException w:name="heading 2" w:semiHidden="1" w:uiPriority="9" w:unhideWhenUsed="1" w:qFormat="1"/>
@@ -2019,6 +2067,11 @@
     <w:lsdException w:name="List Table 5 Dark Accent 6" w:uiPriority="50"/>
     <w:lsdException w:name="List Table 6 Colorful Accent 6" w:uiPriority="51"/>
     <w:lsdException w:name="List Table 7 Colorful Accent 6" w:uiPriority="52"/>
+    <w:lsdException w:name="Mention" w:semiHidden="1" w:unhideWhenUsed="1"/>
+    <w:lsdException w:name="Smart Hyperlink" w:semiHidden="1" w:unhideWhenUsed="1"/>
+    <w:lsdException w:name="Hashtag" w:semiHidden="1" w:unhideWhenUsed="1"/>
+    <w:lsdException w:name="Unresolved Mention" w:semiHidden="1" w:unhideWhenUsed="1"/>
+    <w:lsdException w:name="Smart Link" w:semiHidden="1" w:unhideWhenUsed="1"/>
   </w:latentStyles>
   <w:style w:type="paragraph" w:default="1" w:styleId="Normal">
     <w:name w:val="Normal"/>
